--- a/LLDD/word/Jobs/LLDD-BE-Job-6-ExportImpactStoreToSTA.docx
+++ b/LLDD/word/Jobs/LLDD-BE-Job-6-ExportImpactStoreToSTA.docx
@@ -7681,7 +7681,7 @@
                 <w:rFonts w:ascii="Arial" w:hAnsi="Arial" w:eastAsia="Arial" w:cs="Tahoma"/>
                 <w:sz w:val="18"/>
               </w:rPr>
-              <w:t>RabbitMQ exchange</w:t>
+              <w:t>Output File</w:t>
             </w:r>
           </w:p>
         </w:tc>
@@ -7706,7 +7706,7 @@
                 <w:rFonts w:ascii="Arial" w:hAnsi="Arial" w:eastAsia="Arial" w:cs="Tahoma"/>
                 <w:sz w:val="18"/>
               </w:rPr>
-              <w:t>sgi.interface (topic, durable)</w:t>
+              <w:t>FRBC0001_yyyyMMddHHmmss.txt (windows-874, 14 ฟิลด์, พ.ศ.)</w:t>
             </w:r>
           </w:p>
         </w:tc>
@@ -7756,21 +7756,7 @@
                 <w:rFonts w:ascii="Arial" w:hAnsi="Arial" w:eastAsia="Arial" w:cs="Tahoma"/>
                 <w:sz w:val="18"/>
               </w:rPr>
-              <w:t>อ่านชื่อ exchange จาก backend config (</w:t>
-            </w:r>
-            <w:r>
-              <w:rPr>
-                <w:rFonts w:ascii="Courier New" w:hAnsi="Courier New" w:eastAsia="Courier New" w:cs="Tahoma"/>
-                <w:sz w:val="18"/>
-              </w:rPr>
-              <w:t>SGI_MQ_EXCHANGE</w:t>
-            </w:r>
-            <w:r>
-              <w:rPr>
-                <w:rFonts w:ascii="Arial" w:hAnsi="Arial" w:eastAsia="Arial" w:cs="Tahoma"/>
-                <w:sz w:val="18"/>
-              </w:rPr>
-              <w:t>) ไม่ hardcode</w:t>
+              <w:t>ฟิลด์ 3/5/6 เป็นวันที่แบบไทย/พุทธศักราช</w:t>
             </w:r>
           </w:p>
         </w:tc>
@@ -7800,7 +7786,7 @@
                 <w:rFonts w:ascii="Arial" w:hAnsi="Arial" w:eastAsia="Arial" w:cs="Tahoma"/>
                 <w:sz w:val="18"/>
               </w:rPr>
-              <w:t>Routing key</w:t>
+              <w:t>STA endpoint alias</w:t>
             </w:r>
           </w:p>
         </w:tc>
@@ -7825,7 +7811,7 @@
                 <w:rFonts w:ascii="Arial" w:hAnsi="Arial" w:eastAsia="Arial" w:cs="Tahoma"/>
                 <w:sz w:val="18"/>
               </w:rPr>
-              <w:t>sta.compensation.result</w:t>
+              <w:t>sta-compensation</w:t>
             </w:r>
           </w:p>
         </w:tc>
@@ -7875,7 +7861,7 @@
                 <w:rFonts w:ascii="Arial" w:hAnsi="Arial" w:eastAsia="Arial" w:cs="Tahoma"/>
                 <w:sz w:val="18"/>
               </w:rPr>
-              <w:t>STA เป็นเจ้าของ queue ที่ bind มาที่ routing key นี้</w:t>
+              <w:t>resolve host/port/TLS policy จาก environment; ห้าม editable endpoint</w:t>
             </w:r>
           </w:p>
         </w:tc>
@@ -7905,7 +7891,7 @@
                 <w:rFonts w:ascii="Arial" w:hAnsi="Arial" w:eastAsia="Arial" w:cs="Tahoma"/>
                 <w:sz w:val="18"/>
               </w:rPr>
-              <w:t>Message payload</w:t>
+              <w:t>Secret reference</w:t>
             </w:r>
           </w:p>
         </w:tc>
@@ -7930,7 +7916,7 @@
                 <w:rFonts w:ascii="Arial" w:hAnsi="Arial" w:eastAsia="Arial" w:cs="Tahoma"/>
                 <w:sz w:val="18"/>
               </w:rPr>
-              <w:t>JSON UTF-8 · dataName = sgi_impact_store (14 ฟิลด์ · สัญญาที่ ประกันรายได้ ตัวอย่าง Message RabbitMQ)</w:t>
+              <w:t>secret/sbpgi/interfaces/sta</w:t>
             </w:r>
           </w:p>
         </w:tc>
@@ -7980,217 +7966,7 @@
                 <w:rFonts w:ascii="Arial" w:hAnsi="Arial" w:eastAsia="Arial" w:cs="Tahoma"/>
                 <w:sz w:val="18"/>
               </w:rPr>
-              <w:t>ฟิลด์ 3/5/6 คงเป็นวันที่ พ.ศ. ตามสัญญา 14 ฟิลด์เดิมของ STA — แปลงเฉพาะตอนประกอบ payload ห้ามให้ปนเข้า DB/API</w:t>
-            </w:r>
-          </w:p>
-        </w:tc>
-      </w:tr>
-      <w:tr>
-        <w:trPr>
-          <w:cantSplit/>
-        </w:trPr>
-        <w:tc>
-          <w:tcPr>
-            <w:tcW w:type="dxa" w:w="2520"/>
-            <w:vAlign w:val="center"/>
-          </w:tcPr>
-          <w:p>
-            <w:pPr>
-              <w:keepLines/>
-              <w:spacing w:after="0"/>
-            </w:pPr>
-            <w:r>
-              <w:rPr>
-                <w:rFonts w:ascii="Arial" w:hAnsi="Arial" w:eastAsia="Arial" w:cs="Tahoma"/>
-                <w:sz w:val="18"/>
-              </w:rPr>
-            </w:r>
-            <w:r>
-              <w:rPr>
-                <w:rFonts w:ascii="Arial" w:hAnsi="Arial" w:eastAsia="Arial" w:cs="Tahoma"/>
-                <w:sz w:val="18"/>
-              </w:rPr>
-              <w:t>Message properties</w:t>
-            </w:r>
-          </w:p>
-        </w:tc>
-        <w:tc>
-          <w:tcPr>
-            <w:tcW w:type="dxa" w:w="2520"/>
-            <w:vAlign w:val="center"/>
-          </w:tcPr>
-          <w:p>
-            <w:pPr>
-              <w:keepLines/>
-              <w:spacing w:after="0"/>
-            </w:pPr>
-            <w:r>
-              <w:rPr>
-                <w:rFonts w:ascii="Arial" w:hAnsi="Arial" w:eastAsia="Arial" w:cs="Tahoma"/>
-                <w:sz w:val="18"/>
-              </w:rPr>
-            </w:r>
-            <w:r>
-              <w:rPr>
-                <w:rFonts w:ascii="Arial" w:hAnsi="Arial" w:eastAsia="Arial" w:cs="Tahoma"/>
-                <w:sz w:val="18"/>
-              </w:rPr>
-              <w:t>persistent (delivery_mode=2) · message_id = sgi_interface_transactions.id</w:t>
-            </w:r>
-          </w:p>
-        </w:tc>
-        <w:tc>
-          <w:tcPr>
-            <w:tcW w:type="dxa" w:w="2520"/>
-            <w:vAlign w:val="center"/>
-          </w:tcPr>
-          <w:p>
-            <w:pPr>
-              <w:keepLines/>
-              <w:spacing w:after="0"/>
-            </w:pPr>
-            <w:r>
-              <w:rPr>
-                <w:rFonts w:ascii="Arial" w:hAnsi="Arial" w:eastAsia="Arial" w:cs="Tahoma"/>
-                <w:sz w:val="18"/>
-              </w:rPr>
-            </w:r>
-            <w:r>
-              <w:rPr>
-                <w:rFonts w:ascii="Arial" w:hAnsi="Arial" w:eastAsia="Arial" w:cs="Tahoma"/>
-                <w:sz w:val="18"/>
-              </w:rPr>
-              <w:t>ค่าคงที่/แก้ผ่านหน้าจอไม่ได้</w:t>
-            </w:r>
-          </w:p>
-        </w:tc>
-        <w:tc>
-          <w:tcPr>
-            <w:tcW w:type="dxa" w:w="2520"/>
-            <w:vAlign w:val="center"/>
-          </w:tcPr>
-          <w:p>
-            <w:pPr>
-              <w:keepLines/>
-              <w:spacing w:after="0"/>
-            </w:pPr>
-            <w:r>
-              <w:rPr>
-                <w:rFonts w:ascii="Arial" w:hAnsi="Arial" w:eastAsia="Arial" w:cs="Tahoma"/>
-                <w:sz w:val="18"/>
-              </w:rPr>
-            </w:r>
-            <w:r>
-              <w:rPr>
-                <w:rFonts w:ascii="Arial" w:hAnsi="Arial" w:eastAsia="Arial" w:cs="Tahoma"/>
-                <w:sz w:val="18"/>
-              </w:rPr>
-              <w:t>message_id เป็น idempotency key ให้ STA กันรับซ้ำ</w:t>
-            </w:r>
-          </w:p>
-        </w:tc>
-      </w:tr>
-      <w:tr>
-        <w:trPr>
-          <w:cantSplit/>
-        </w:trPr>
-        <w:tc>
-          <w:tcPr>
-            <w:tcW w:type="dxa" w:w="2520"/>
-            <w:vAlign w:val="center"/>
-          </w:tcPr>
-          <w:p>
-            <w:pPr>
-              <w:keepLines/>
-              <w:spacing w:after="0"/>
-            </w:pPr>
-            <w:r>
-              <w:rPr>
-                <w:rFonts w:ascii="Arial" w:hAnsi="Arial" w:eastAsia="Arial" w:cs="Tahoma"/>
-                <w:sz w:val="18"/>
-              </w:rPr>
-            </w:r>
-            <w:r>
-              <w:rPr>
-                <w:rFonts w:ascii="Arial" w:hAnsi="Arial" w:eastAsia="Arial" w:cs="Tahoma"/>
-                <w:sz w:val="18"/>
-              </w:rPr>
-              <w:t>Secret reference</w:t>
-            </w:r>
-          </w:p>
-        </w:tc>
-        <w:tc>
-          <w:tcPr>
-            <w:tcW w:type="dxa" w:w="2520"/>
-            <w:vAlign w:val="center"/>
-          </w:tcPr>
-          <w:p>
-            <w:pPr>
-              <w:keepLines/>
-              <w:spacing w:after="0"/>
-            </w:pPr>
-            <w:r>
-              <w:rPr>
-                <w:rFonts w:ascii="Arial" w:hAnsi="Arial" w:eastAsia="Arial" w:cs="Tahoma"/>
-                <w:sz w:val="18"/>
-              </w:rPr>
-            </w:r>
-            <w:r>
-              <w:rPr>
-                <w:rFonts w:ascii="Arial" w:hAnsi="Arial" w:eastAsia="Arial" w:cs="Tahoma"/>
-                <w:sz w:val="18"/>
-              </w:rPr>
-              <w:t>secret/sgi/mq/sta</w:t>
-            </w:r>
-          </w:p>
-        </w:tc>
-        <w:tc>
-          <w:tcPr>
-            <w:tcW w:type="dxa" w:w="2520"/>
-            <w:vAlign w:val="center"/>
-          </w:tcPr>
-          <w:p>
-            <w:pPr>
-              <w:keepLines/>
-              <w:spacing w:after="0"/>
-            </w:pPr>
-            <w:r>
-              <w:rPr>
-                <w:rFonts w:ascii="Arial" w:hAnsi="Arial" w:eastAsia="Arial" w:cs="Tahoma"/>
-                <w:sz w:val="18"/>
-              </w:rPr>
-            </w:r>
-            <w:r>
-              <w:rPr>
-                <w:rFonts w:ascii="Arial" w:hAnsi="Arial" w:eastAsia="Arial" w:cs="Tahoma"/>
-                <w:sz w:val="18"/>
-              </w:rPr>
-              <w:t>ค่าคงที่/แก้ผ่านหน้าจอไม่ได้</w:t>
-            </w:r>
-          </w:p>
-        </w:tc>
-        <w:tc>
-          <w:tcPr>
-            <w:tcW w:type="dxa" w:w="2520"/>
-            <w:vAlign w:val="center"/>
-          </w:tcPr>
-          <w:p>
-            <w:pPr>
-              <w:keepLines/>
-              <w:spacing w:after="0"/>
-            </w:pPr>
-            <w:r>
-              <w:rPr>
-                <w:rFonts w:ascii="Arial" w:hAnsi="Arial" w:eastAsia="Arial" w:cs="Tahoma"/>
-                <w:sz w:val="18"/>
-              </w:rPr>
-            </w:r>
-            <w:r>
-              <w:rPr>
-                <w:rFonts w:ascii="Arial" w:hAnsi="Arial" w:eastAsia="Arial" w:cs="Tahoma"/>
-                <w:sz w:val="18"/>
-              </w:rPr>
-              <w:t>user/password ของ broker จาก Secret Manager · เชื่อมด้วย AMQPS (TLS verify-full)</w:t>
+              <w:t>credential/certificate/private key จาก Secret Manager; TLS verify-full หรือ strict known_hosts</w:t>
             </w:r>
           </w:p>
         </w:tc>
